--- a/8-资源管理/流程制度规范类文件/080105-最终软件库管理制度.docx
+++ b/8-资源管理/流程制度规范类文件/080105-最终软件库管理制度.docx
@@ -892,8 +892,6 @@
                 <w:szCs w:val="20"/>
               </w:rPr>
             </w:pPr>
-            <w:bookmarkStart w:id="43" w:name="_GoBack"/>
-            <w:bookmarkEnd w:id="43"/>
             <w:r>
               <w:rPr>
                 <w:rFonts w:ascii="宋体" w:hAnsi="宋体" w:eastAsia="宋体" w:cs="宋体"/>
@@ -5550,7 +5548,7 @@
         <w:rPr>
           <w:rFonts w:ascii="Arial" w:hAnsi="Arial"/>
         </w:rPr>
-        <w:t>在使用软件过程中，如发现软件存在安全漏洞或异常情况，应及时向 运维部报告，不得擅自处理。</w:t>
+        <w:t>在使用软件过程中，如发现软件存在安全漏洞或异常情况，应及时向运维部报告，不得擅自处理。</w:t>
       </w:r>
     </w:p>
     <w:p>
@@ -5567,16 +5565,29 @@
       </w:pPr>
       <w:r>
         <w:rPr>
+          <w:rFonts w:hint="eastAsia" w:ascii="Arial" w:hAnsi="Arial"/>
+          <w:lang w:val="en-US" w:eastAsia="zh-CN"/>
+        </w:rPr>
+        <w:t>研发</w:t>
+      </w:r>
+      <w:r>
+        <w:rPr>
+          <w:rFonts w:ascii="Arial" w:hAnsi="Arial"/>
+        </w:rPr>
+        <w:t>部定期对软件的使用情况进行检查，发现违规使用行为，及时予以纠</w:t>
+      </w:r>
+      <w:r>
+        <w:rPr>
           <w:rFonts w:hint="eastAsia"/>
           <w:lang w:val="en-US" w:eastAsia="zh-CN"/>
         </w:rPr>
-        <w:t>研发</w:t>
+        <w:t>正，</w:t>
       </w:r>
       <w:r>
         <w:rPr>
           <w:rFonts w:ascii="Arial" w:hAnsi="Arial"/>
         </w:rPr>
-        <w:t>部定期对软件的使用情况进行检查，发现违规使用行为，及时予以纠正，并按照相关规定进行处理。</w:t>
+        <w:t>并按照相关规定进行处理。</w:t>
       </w:r>
     </w:p>
     <w:p>
@@ -5796,7 +5807,7 @@
     <w:tbl>
       <w:tblPr>
         <w:tblStyle w:val="21"/>
-        <w:tblW w:w="0" w:type="auto"/>
+        <w:tblW w:w="8744" w:type="dxa"/>
         <w:tblInd w:w="0" w:type="dxa"/>
         <w:tblBorders>
           <w:top w:val="single" w:color="auto" w:sz="4" w:space="0"/>
@@ -5816,7 +5827,7 @@
       </w:tblPr>
       <w:tblGrid>
         <w:gridCol w:w="1964"/>
-        <w:gridCol w:w="2995"/>
+        <w:gridCol w:w="4256"/>
         <w:gridCol w:w="941"/>
         <w:gridCol w:w="1583"/>
       </w:tblGrid>
@@ -5870,7 +5881,7 @@
         </w:tc>
         <w:tc>
           <w:tcPr>
-            <w:tcW w:w="2995" w:type="dxa"/>
+            <w:tcW w:w="4256" w:type="dxa"/>
           </w:tcPr>
           <w:p>
             <w:pPr>
@@ -6001,13 +6012,13 @@
                 <w:vertAlign w:val="baseline"/>
                 <w:lang w:val="en-US" w:eastAsia="zh-CN"/>
               </w:rPr>
-              <w:t>软件可用率</w:t>
+              <w:t>软件库中软件的可用率</w:t>
             </w:r>
           </w:p>
         </w:tc>
         <w:tc>
           <w:tcPr>
-            <w:tcW w:w="2995" w:type="dxa"/>
+            <w:tcW w:w="4256" w:type="dxa"/>
           </w:tcPr>
           <w:p>
             <w:pPr>
@@ -6248,6 +6259,8 @@
         <w:t>附件</w:t>
       </w:r>
       <w:bookmarkEnd w:id="41"/>
+      <w:bookmarkStart w:id="43" w:name="_GoBack"/>
+      <w:bookmarkEnd w:id="43"/>
     </w:p>
     <w:p>
       <w:pPr>
